--- a/Fase 1/Evidencias Individuales/Hernandez_Thiare_1.2_APT122_DiarioReflexionFase1.docx
+++ b/Fase 1/Evidencias Individuales/Hernandez_Thiare_1.2_APT122_DiarioReflexionFase1.docx
@@ -1027,8 +1027,6 @@
                     <w:spacing w:after="0" w:line="240" w:lineRule="auto"/>
                     <w:jc w:val="both"/>
                     <w:rPr>
-                      <w:b w:val="1"/>
-                      <w:bCs w:val="1"/>
                       <w:color w:val="38761d"/>
                       <w:sz w:val="24"/>
                       <w:szCs w:val="24"/>
@@ -1036,8 +1034,6 @@
                   </w:pPr>
                   <w:r>
                     <w:rPr>
-                      <w:b w:val="1"/>
-                      <w:bCs w:val="1"/>
                       <w:color w:val="38761d"/>
                       <w:sz w:val="24"/>
                       <w:szCs w:val="24"/>
@@ -1084,8 +1080,6 @@
                     <w:spacing w:after="0" w:line="240" w:lineRule="auto"/>
                     <w:jc w:val="both"/>
                     <w:rPr>
-                      <w:b w:val="1"/>
-                      <w:bCs w:val="1"/>
                       <w:color w:val="38761d"/>
                       <w:sz w:val="24"/>
                       <w:szCs w:val="24"/>
@@ -1093,8 +1087,6 @@
                   </w:pPr>
                   <w:r>
                     <w:rPr>
-                      <w:b w:val="1"/>
-                      <w:bCs w:val="1"/>
                       <w:color w:val="38761d"/>
                       <w:sz w:val="24"/>
                       <w:szCs w:val="24"/>
@@ -1141,8 +1133,6 @@
                     <w:spacing w:after="0" w:line="240" w:lineRule="auto"/>
                     <w:jc w:val="both"/>
                     <w:rPr>
-                      <w:b w:val="1"/>
-                      <w:bCs w:val="1"/>
                       <w:color w:val="38761d"/>
                       <w:sz w:val="24"/>
                       <w:szCs w:val="24"/>
@@ -1150,8 +1140,6 @@
                   </w:pPr>
                   <w:r>
                     <w:rPr>
-                      <w:b w:val="1"/>
-                      <w:bCs w:val="1"/>
                       <w:color w:val="38761d"/>
                       <w:sz w:val="24"/>
                       <w:szCs w:val="24"/>
@@ -1193,8 +1181,6 @@
                     <w:spacing w:after="0" w:line="240" w:lineRule="auto"/>
                     <w:jc w:val="both"/>
                     <w:rPr>
-                      <w:b w:val="1"/>
-                      <w:bCs w:val="1"/>
                       <w:color w:val="38761d"/>
                       <w:sz w:val="24"/>
                       <w:szCs w:val="24"/>
@@ -1202,8 +1188,6 @@
                   </w:pPr>
                   <w:r>
                     <w:rPr>
-                      <w:b w:val="1"/>
-                      <w:bCs w:val="1"/>
                       <w:color w:val="38761d"/>
                       <w:sz w:val="24"/>
                       <w:szCs w:val="24"/>
@@ -1264,8 +1248,6 @@
                   </w:pPr>
                   <w:r>
                     <w:rPr>
-                      <w:b w:val="1"/>
-                      <w:bCs w:val="1"/>
                       <w:color w:val="38761d"/>
                       <w:sz w:val="24"/>
                       <w:szCs w:val="24"/>
@@ -1284,8 +1266,6 @@
                   </w:r>
                   <w:r>
                     <w:rPr>
-                      <w:b w:val="1"/>
-                      <w:bCs w:val="1"/>
                       <w:color w:val="38761d"/>
                       <w:sz w:val="24"/>
                       <w:szCs w:val="24"/>
@@ -1339,8 +1319,6 @@
                   </w:pPr>
                   <w:r>
                     <w:rPr>
-                      <w:b w:val="1"/>
-                      <w:bCs w:val="1"/>
                       <w:color w:val="38761d"/>
                       <w:sz w:val="24"/>
                       <w:szCs w:val="24"/>
@@ -1394,8 +1372,6 @@
                   </w:pPr>
                   <w:r>
                     <w:rPr>
-                      <w:b w:val="1"/>
-                      <w:bCs w:val="1"/>
                       <w:color w:val="38761d"/>
                       <w:sz w:val="24"/>
                       <w:szCs w:val="24"/>
@@ -1552,8 +1528,6 @@
                   </w:pPr>
                   <w:r>
                     <w:rPr>
-                      <w:b w:val="1"/>
-                      <w:bCs w:val="1"/>
                       <w:color w:val="38761d"/>
                       <w:sz w:val="24"/>
                       <w:szCs w:val="24"/>
@@ -1607,8 +1581,6 @@
                   </w:pPr>
                   <w:r>
                     <w:rPr>
-                      <w:b w:val="1"/>
-                      <w:bCs w:val="1"/>
                       <w:color w:val="38761d"/>
                       <w:sz w:val="24"/>
                       <w:szCs w:val="24"/>
@@ -1662,8 +1634,6 @@
                   </w:pPr>
                   <w:r>
                     <w:rPr>
-                      <w:b w:val="1"/>
-                      <w:bCs w:val="1"/>
                       <w:color w:val="38761d"/>
                       <w:sz w:val="24"/>
                       <w:szCs w:val="24"/>
@@ -1765,8 +1735,6 @@
                   </w:pPr>
                   <w:r>
                     <w:rPr>
-                      <w:b w:val="1"/>
-                      <w:bCs w:val="1"/>
                       <w:color w:val="38761d"/>
                       <w:sz w:val="24"/>
                       <w:szCs w:val="24"/>
@@ -1820,8 +1788,6 @@
                   </w:pPr>
                   <w:r>
                     <w:rPr>
-                      <w:b w:val="1"/>
-                      <w:bCs w:val="1"/>
                       <w:color w:val="38761d"/>
                       <w:sz w:val="24"/>
                       <w:szCs w:val="24"/>
@@ -1875,8 +1841,6 @@
                   </w:pPr>
                   <w:r>
                     <w:rPr>
-                      <w:b w:val="1"/>
-                      <w:bCs w:val="1"/>
                       <w:color w:val="38761d"/>
                       <w:sz w:val="24"/>
                       <w:szCs w:val="24"/>
@@ -2039,8 +2003,6 @@
                     <w:ind w:left="0" w:right="0" w:firstLine="0"/>
                     <w:jc w:val="both"/>
                     <w:rPr>
-                      <w:b w:val="1"/>
-                      <w:bCs w:val="1"/>
                       <w:color w:val="38761d"/>
                       <w:sz w:val="24"/>
                       <w:szCs w:val="24"/>
@@ -2054,11 +2016,6 @@
                       <w:rtl w:val="0"/>
                     </w:rPr>
                     <w:t xml:space="preserve">Ingeniería de Software</w:t>
-                  </w:r>
-                  <w:r>
-                    <w:rPr>
-                      <w:rtl w:val="0"/>
-                    </w:rPr>
                   </w:r>
                 </w:p>
               </w:tc>
@@ -5926,12 +5883,12 @@
               <wp:inline distB="0" distT="0" distL="0" distR="0">
                 <wp:extent cx="1996440" cy="428625"/>
                 <wp:effectExtent b="0" l="0" r="0" t="0"/>
-                <wp:docPr descr="http://www.duoc.cl/normasgraficas/normasgraficas/marca-duoc/6logo-fondo-transparente/fondo-transparente.png" id="17582" name="image3.png"/>
+                <wp:docPr descr="http://www.duoc.cl/normasgraficas/normasgraficas/marca-duoc/6logo-fondo-transparente/fondo-transparente.png" id="17582" name="image1.png"/>
                 <a:graphic>
                   <a:graphicData uri="http://schemas.openxmlformats.org/drawingml/2006/picture">
                     <pic:pic>
                       <pic:nvPicPr>
-                        <pic:cNvPr descr="http://www.duoc.cl/normasgraficas/normasgraficas/marca-duoc/6logo-fondo-transparente/fondo-transparente.png" id="0" name="image3.png"/>
+                        <pic:cNvPr descr="http://www.duoc.cl/normasgraficas/normasgraficas/marca-duoc/6logo-fondo-transparente/fondo-transparente.png" id="0" name="image1.png"/>
                         <pic:cNvPicPr preferRelativeResize="0"/>
                       </pic:nvPicPr>
                       <pic:blipFill>
@@ -6117,12 +6074,12 @@
               <wp:inline distB="0" distT="0" distL="0" distR="0">
                 <wp:extent cx="363448" cy="578253"/>
                 <wp:effectExtent b="0" l="0" r="0" t="0"/>
-                <wp:docPr id="17581" name="image1.png"/>
+                <wp:docPr id="17581" name="image3.png"/>
                 <a:graphic>
                   <a:graphicData uri="http://schemas.openxmlformats.org/drawingml/2006/picture">
                     <pic:pic>
                       <pic:nvPicPr>
-                        <pic:cNvPr id="0" name="image1.png"/>
+                        <pic:cNvPr id="0" name="image3.png"/>
                         <pic:cNvPicPr preferRelativeResize="0"/>
                       </pic:nvPicPr>
                       <pic:blipFill>
